--- a/output/playwright/report-downloads/verified.docx
+++ b/output/playwright/report-downloads/verified.docx
@@ -579,7 +579,7 @@
         <w:t>检测时间：</w:t>
       </w:r>
       <w:r>
-        <w:t>2026-10-25T12:11:27+00:00</w:t>
+        <w:t>2026-10-25T12:35:05+00:00</w:t>
       </w:r>
     </w:p>
     <w:p>

--- a/output/playwright/report-downloads/verified.docx
+++ b/output/playwright/report-downloads/verified.docx
@@ -579,7 +579,7 @@
         <w:t>检测时间：</w:t>
       </w:r>
       <w:r>
-        <w:t>2026-10-25T12:35:05+00:00</w:t>
+        <w:t>2026-10-25T13:04:39+00:00</w:t>
       </w:r>
     </w:p>
     <w:p>

--- a/output/playwright/report-downloads/verified.docx
+++ b/output/playwright/report-downloads/verified.docx
@@ -579,7 +579,7 @@
         <w:t>检测时间：</w:t>
       </w:r>
       <w:r>
-        <w:t>2026-10-25T13:04:39+00:00</w:t>
+        <w:t>2026-10-25T13:40:44+00:00</w:t>
       </w:r>
     </w:p>
     <w:p>
